--- a/считыватели EMMarine/считыватели_диагностика.docx
+++ b/считыватели EMMarine/считыватели_диагностика.docx
@@ -558,10 +558,7 @@
         <w:t>VD</w:t>
       </w:r>
       <w:r>
-        <w:t>4</w:t>
-      </w:r>
-      <w:r>
-        <w:t>. Если после этого считыватель начет работать, значит диод успел спасти остальную схему. Если нет, то вероятно проблема в процессоре (или памяти, если она есть).</w:t>
+        <w:t>4. Если после этого считыватель начет работать, значит диод успел спасти остальную схему. Если нет, то вероятно проблема в процессоре (или памяти, если она есть).</w:t>
       </w:r>
       <w:r>
         <w:t xml:space="preserve"> Установите новый стабилитрон 5</w:t>
@@ -1629,10 +1626,479 @@
       <w:r>
         <w:t xml:space="preserve">Считыватель выполняет опрос для поиска меток в поле. Делает это он путем изменения амплитуды сигнала в антенне.  </w:t>
       </w:r>
-    </w:p>
-    <w:p>
-      <w:r>
-        <w:t>- материал будет позже</w:t>
+      <w:r>
+        <w:t>Для экономии энергии, против перегрева, считыватель работает в импульсном режиме. Он кратковременно включает режим чтения, далее следует пауза.</w:t>
+      </w:r>
+    </w:p>
+    <w:p/>
+    <w:p>
+      <w:pPr>
+        <w:rPr>
+          <w:lang w:val="en-US"/>
+        </w:rPr>
+      </w:pPr>
+      <w:r>
+        <w:t xml:space="preserve">Сигнал </w:t>
+      </w:r>
+      <w:r>
+        <w:rPr>
+          <w:lang w:val="en-US"/>
+        </w:rPr>
+        <w:t>STR</w:t>
+      </w:r>
+    </w:p>
+    <w:p>
+      <w:r>
+        <w:rPr>
+          <w:noProof/>
+        </w:rPr>
+        <w:drawing>
+          <wp:inline distT="0" distB="0" distL="0" distR="0" wp14:anchorId="0C088D4F" wp14:editId="7AD1E341">
+            <wp:extent cx="5753100" cy="3377449"/>
+            <wp:effectExtent l="0" t="0" r="0" b="0"/>
+            <wp:docPr id="612831558" name="Рисунок 2"/>
+            <wp:cNvGraphicFramePr>
+              <a:graphicFrameLocks xmlns:a="http://schemas.openxmlformats.org/drawingml/2006/main" noChangeAspect="1"/>
+            </wp:cNvGraphicFramePr>
+            <a:graphic xmlns:a="http://schemas.openxmlformats.org/drawingml/2006/main">
+              <a:graphicData uri="http://schemas.openxmlformats.org/drawingml/2006/picture">
+                <pic:pic xmlns:pic="http://schemas.openxmlformats.org/drawingml/2006/picture">
+                  <pic:nvPicPr>
+                    <pic:cNvPr id="612831558" name="Рисунок 612831558"/>
+                    <pic:cNvPicPr/>
+                  </pic:nvPicPr>
+                  <pic:blipFill>
+                    <a:blip r:embed="rId16">
+                      <a:extLst>
+                        <a:ext uri="{28A0092B-C50C-407E-A947-70E740481C1C}">
+                          <a14:useLocalDpi xmlns:a14="http://schemas.microsoft.com/office/drawing/2010/main" val="0"/>
+                        </a:ext>
+                      </a:extLst>
+                    </a:blip>
+                    <a:stretch>
+                      <a:fillRect/>
+                    </a:stretch>
+                  </pic:blipFill>
+                  <pic:spPr>
+                    <a:xfrm>
+                      <a:off x="0" y="0"/>
+                      <a:ext cx="5787890" cy="3397873"/>
+                    </a:xfrm>
+                    <a:prstGeom prst="rect">
+                      <a:avLst/>
+                    </a:prstGeom>
+                  </pic:spPr>
+                </pic:pic>
+              </a:graphicData>
+            </a:graphic>
+          </wp:inline>
+        </w:drawing>
+      </w:r>
+    </w:p>
+    <w:p/>
+    <w:p>
+      <w:r>
+        <w:t xml:space="preserve">Высокий уровень соответствует процессу накачки энергии в антенну, в конце импульса видны врезки, это считыватель передает команду </w:t>
+      </w:r>
+      <w:r>
+        <w:t>картам,</w:t>
+      </w:r>
+      <w:r>
+        <w:t xml:space="preserve"> находящимся в его поле.</w:t>
+      </w:r>
+    </w:p>
+    <w:p/>
+    <w:p>
+      <w:pPr>
+        <w:rPr>
+          <w:lang w:val="en-US"/>
+        </w:rPr>
+      </w:pPr>
+      <w:r>
+        <w:drawing>
+          <wp:inline distT="0" distB="0" distL="0" distR="0" wp14:anchorId="3F017483" wp14:editId="540CD2E5">
+            <wp:extent cx="5779404" cy="1807029"/>
+            <wp:effectExtent l="0" t="0" r="0" b="3175"/>
+            <wp:docPr id="967056114" name="Рисунок 1"/>
+            <wp:cNvGraphicFramePr>
+              <a:graphicFrameLocks xmlns:a="http://schemas.openxmlformats.org/drawingml/2006/main" noChangeAspect="1"/>
+            </wp:cNvGraphicFramePr>
+            <a:graphic xmlns:a="http://schemas.openxmlformats.org/drawingml/2006/main">
+              <a:graphicData uri="http://schemas.openxmlformats.org/drawingml/2006/picture">
+                <pic:pic xmlns:pic="http://schemas.openxmlformats.org/drawingml/2006/picture">
+                  <pic:nvPicPr>
+                    <pic:cNvPr id="967056114" name=""/>
+                    <pic:cNvPicPr/>
+                  </pic:nvPicPr>
+                  <pic:blipFill>
+                    <a:blip r:embed="rId17"/>
+                    <a:stretch>
+                      <a:fillRect/>
+                    </a:stretch>
+                  </pic:blipFill>
+                  <pic:spPr>
+                    <a:xfrm>
+                      <a:off x="0" y="0"/>
+                      <a:ext cx="5827157" cy="1821960"/>
+                    </a:xfrm>
+                    <a:prstGeom prst="rect">
+                      <a:avLst/>
+                    </a:prstGeom>
+                  </pic:spPr>
+                </pic:pic>
+              </a:graphicData>
+            </a:graphic>
+          </wp:inline>
+        </w:drawing>
+      </w:r>
+      <w:r>
+        <w:t xml:space="preserve"> </w:t>
+      </w:r>
+    </w:p>
+    <w:p>
+      <w:r>
+        <w:br w:type="page"/>
+      </w:r>
+    </w:p>
+    <w:p>
+      <w:r>
+        <w:lastRenderedPageBreak/>
+        <w:t>Сигнал на выходе детектора, на конденсаторе С3.</w:t>
+      </w:r>
+    </w:p>
+    <w:p>
+      <w:r>
+        <w:t>Карты в поле нет.</w:t>
+      </w:r>
+    </w:p>
+    <w:p>
+      <w:r>
+        <w:rPr>
+          <w:noProof/>
+        </w:rPr>
+        <w:drawing>
+          <wp:inline distT="0" distB="0" distL="0" distR="0" wp14:anchorId="6938FF39" wp14:editId="1B583E01">
+            <wp:extent cx="4515121" cy="2650672"/>
+            <wp:effectExtent l="0" t="0" r="0" b="0"/>
+            <wp:docPr id="691999899" name="Рисунок 3"/>
+            <wp:cNvGraphicFramePr>
+              <a:graphicFrameLocks xmlns:a="http://schemas.openxmlformats.org/drawingml/2006/main" noChangeAspect="1"/>
+            </wp:cNvGraphicFramePr>
+            <a:graphic xmlns:a="http://schemas.openxmlformats.org/drawingml/2006/main">
+              <a:graphicData uri="http://schemas.openxmlformats.org/drawingml/2006/picture">
+                <pic:pic xmlns:pic="http://schemas.openxmlformats.org/drawingml/2006/picture">
+                  <pic:nvPicPr>
+                    <pic:cNvPr id="691999899" name="Рисунок 691999899"/>
+                    <pic:cNvPicPr/>
+                  </pic:nvPicPr>
+                  <pic:blipFill>
+                    <a:blip r:embed="rId18">
+                      <a:extLst>
+                        <a:ext uri="{28A0092B-C50C-407E-A947-70E740481C1C}">
+                          <a14:useLocalDpi xmlns:a14="http://schemas.microsoft.com/office/drawing/2010/main" val="0"/>
+                        </a:ext>
+                      </a:extLst>
+                    </a:blip>
+                    <a:stretch>
+                      <a:fillRect/>
+                    </a:stretch>
+                  </pic:blipFill>
+                  <pic:spPr>
+                    <a:xfrm>
+                      <a:off x="0" y="0"/>
+                      <a:ext cx="4552700" cy="2672734"/>
+                    </a:xfrm>
+                    <a:prstGeom prst="rect">
+                      <a:avLst/>
+                    </a:prstGeom>
+                  </pic:spPr>
+                </pic:pic>
+              </a:graphicData>
+            </a:graphic>
+          </wp:inline>
+        </w:drawing>
+      </w:r>
+    </w:p>
+    <w:p>
+      <w:r>
+        <w:t>В конце импульса едва заметен короткий всплеск, соответствующий процессу передачи команды.</w:t>
+      </w:r>
+    </w:p>
+    <w:p>
+      <w:r>
+        <w:drawing>
+          <wp:inline distT="0" distB="0" distL="0" distR="0" wp14:anchorId="2C7D47FD" wp14:editId="652111D7">
+            <wp:extent cx="2639785" cy="1528689"/>
+            <wp:effectExtent l="0" t="0" r="8255" b="0"/>
+            <wp:docPr id="652511823" name="Рисунок 1"/>
+            <wp:cNvGraphicFramePr>
+              <a:graphicFrameLocks xmlns:a="http://schemas.openxmlformats.org/drawingml/2006/main" noChangeAspect="1"/>
+            </wp:cNvGraphicFramePr>
+            <a:graphic xmlns:a="http://schemas.openxmlformats.org/drawingml/2006/main">
+              <a:graphicData uri="http://schemas.openxmlformats.org/drawingml/2006/picture">
+                <pic:pic xmlns:pic="http://schemas.openxmlformats.org/drawingml/2006/picture">
+                  <pic:nvPicPr>
+                    <pic:cNvPr id="652511823" name=""/>
+                    <pic:cNvPicPr/>
+                  </pic:nvPicPr>
+                  <pic:blipFill>
+                    <a:blip r:embed="rId19"/>
+                    <a:stretch>
+                      <a:fillRect/>
+                    </a:stretch>
+                  </pic:blipFill>
+                  <pic:spPr>
+                    <a:xfrm>
+                      <a:off x="0" y="0"/>
+                      <a:ext cx="2645920" cy="1532242"/>
+                    </a:xfrm>
+                    <a:prstGeom prst="rect">
+                      <a:avLst/>
+                    </a:prstGeom>
+                  </pic:spPr>
+                </pic:pic>
+              </a:graphicData>
+            </a:graphic>
+          </wp:inline>
+        </w:drawing>
+      </w:r>
+      <w:r>
+        <w:t xml:space="preserve"> </w:t>
+      </w:r>
+    </w:p>
+    <w:p>
+      <w:r>
+        <w:t>Карта лежит на считывателе.</w:t>
+      </w:r>
+    </w:p>
+    <w:p>
+      <w:r>
+        <w:rPr>
+          <w:noProof/>
+        </w:rPr>
+        <w:drawing>
+          <wp:inline distT="0" distB="0" distL="0" distR="0" wp14:anchorId="7E6FEEFF" wp14:editId="0CBFB6E1">
+            <wp:extent cx="4468762" cy="2623457"/>
+            <wp:effectExtent l="0" t="0" r="8255" b="5715"/>
+            <wp:docPr id="1293643091" name="Рисунок 5"/>
+            <wp:cNvGraphicFramePr>
+              <a:graphicFrameLocks xmlns:a="http://schemas.openxmlformats.org/drawingml/2006/main" noChangeAspect="1"/>
+            </wp:cNvGraphicFramePr>
+            <a:graphic xmlns:a="http://schemas.openxmlformats.org/drawingml/2006/main">
+              <a:graphicData uri="http://schemas.openxmlformats.org/drawingml/2006/picture">
+                <pic:pic xmlns:pic="http://schemas.openxmlformats.org/drawingml/2006/picture">
+                  <pic:nvPicPr>
+                    <pic:cNvPr id="1293643091" name="Рисунок 1293643091"/>
+                    <pic:cNvPicPr/>
+                  </pic:nvPicPr>
+                  <pic:blipFill>
+                    <a:blip r:embed="rId20">
+                      <a:extLst>
+                        <a:ext uri="{28A0092B-C50C-407E-A947-70E740481C1C}">
+                          <a14:useLocalDpi xmlns:a14="http://schemas.microsoft.com/office/drawing/2010/main" val="0"/>
+                        </a:ext>
+                      </a:extLst>
+                    </a:blip>
+                    <a:stretch>
+                      <a:fillRect/>
+                    </a:stretch>
+                  </pic:blipFill>
+                  <pic:spPr>
+                    <a:xfrm>
+                      <a:off x="0" y="0"/>
+                      <a:ext cx="4471937" cy="2625321"/>
+                    </a:xfrm>
+                    <a:prstGeom prst="rect">
+                      <a:avLst/>
+                    </a:prstGeom>
+                  </pic:spPr>
+                </pic:pic>
+              </a:graphicData>
+            </a:graphic>
+          </wp:inline>
+        </w:drawing>
+      </w:r>
+    </w:p>
+    <w:p>
+      <w:r>
+        <w:t xml:space="preserve">Длительность импульса увеличивается, </w:t>
+      </w:r>
+      <w:r>
+        <w:t>хороши видны импульсы более высокого уровня, это ответы карты.</w:t>
+      </w:r>
+      <w:r>
+        <w:br w:type="page"/>
+      </w:r>
+    </w:p>
+    <w:p>
+      <w:r>
+        <w:lastRenderedPageBreak/>
+        <w:t xml:space="preserve">Сигнал за усилителем и вторым детектором, </w:t>
+      </w:r>
+      <w:r>
+        <w:t xml:space="preserve">эмиттер </w:t>
+      </w:r>
+      <w:r>
+        <w:rPr>
+          <w:lang w:val="en-US"/>
+        </w:rPr>
+        <w:t>VT</w:t>
+      </w:r>
+      <w:r>
+        <w:t>3</w:t>
+      </w:r>
+      <w:r>
+        <w:t xml:space="preserve">. Карты в поле нет. </w:t>
+      </w:r>
+    </w:p>
+    <w:p>
+      <w:r>
+        <w:rPr>
+          <w:noProof/>
+        </w:rPr>
+        <w:drawing>
+          <wp:inline distT="0" distB="0" distL="0" distR="0" wp14:anchorId="6681C34D" wp14:editId="58087088">
+            <wp:extent cx="4234543" cy="2485954"/>
+            <wp:effectExtent l="0" t="0" r="0" b="0"/>
+            <wp:docPr id="889736757" name="Рисунок 4"/>
+            <wp:cNvGraphicFramePr>
+              <a:graphicFrameLocks xmlns:a="http://schemas.openxmlformats.org/drawingml/2006/main" noChangeAspect="1"/>
+            </wp:cNvGraphicFramePr>
+            <a:graphic xmlns:a="http://schemas.openxmlformats.org/drawingml/2006/main">
+              <a:graphicData uri="http://schemas.openxmlformats.org/drawingml/2006/picture">
+                <pic:pic xmlns:pic="http://schemas.openxmlformats.org/drawingml/2006/picture">
+                  <pic:nvPicPr>
+                    <pic:cNvPr id="889736757" name="Рисунок 889736757"/>
+                    <pic:cNvPicPr/>
+                  </pic:nvPicPr>
+                  <pic:blipFill>
+                    <a:blip r:embed="rId21">
+                      <a:extLst>
+                        <a:ext uri="{28A0092B-C50C-407E-A947-70E740481C1C}">
+                          <a14:useLocalDpi xmlns:a14="http://schemas.microsoft.com/office/drawing/2010/main" val="0"/>
+                        </a:ext>
+                      </a:extLst>
+                    </a:blip>
+                    <a:stretch>
+                      <a:fillRect/>
+                    </a:stretch>
+                  </pic:blipFill>
+                  <pic:spPr>
+                    <a:xfrm>
+                      <a:off x="0" y="0"/>
+                      <a:ext cx="4245808" cy="2492568"/>
+                    </a:xfrm>
+                    <a:prstGeom prst="rect">
+                      <a:avLst/>
+                    </a:prstGeom>
+                  </pic:spPr>
+                </pic:pic>
+              </a:graphicData>
+            </a:graphic>
+          </wp:inline>
+        </w:drawing>
+      </w:r>
+    </w:p>
+    <w:p>
+      <w:r>
+        <w:t>На фоне импульса хорошо видна (в конце) передача команды считывателя.</w:t>
+      </w:r>
+    </w:p>
+    <w:p>
+      <w:r>
+        <w:drawing>
+          <wp:inline distT="0" distB="0" distL="0" distR="0" wp14:anchorId="0F527A2E" wp14:editId="21A3C2AD">
+            <wp:extent cx="3303814" cy="1824656"/>
+            <wp:effectExtent l="0" t="0" r="0" b="4445"/>
+            <wp:docPr id="427924689" name="Рисунок 1"/>
+            <wp:cNvGraphicFramePr>
+              <a:graphicFrameLocks xmlns:a="http://schemas.openxmlformats.org/drawingml/2006/main" noChangeAspect="1"/>
+            </wp:cNvGraphicFramePr>
+            <a:graphic xmlns:a="http://schemas.openxmlformats.org/drawingml/2006/main">
+              <a:graphicData uri="http://schemas.openxmlformats.org/drawingml/2006/picture">
+                <pic:pic xmlns:pic="http://schemas.openxmlformats.org/drawingml/2006/picture">
+                  <pic:nvPicPr>
+                    <pic:cNvPr id="427924689" name=""/>
+                    <pic:cNvPicPr/>
+                  </pic:nvPicPr>
+                  <pic:blipFill>
+                    <a:blip r:embed="rId22"/>
+                    <a:stretch>
+                      <a:fillRect/>
+                    </a:stretch>
+                  </pic:blipFill>
+                  <pic:spPr>
+                    <a:xfrm>
+                      <a:off x="0" y="0"/>
+                      <a:ext cx="3322633" cy="1835050"/>
+                    </a:xfrm>
+                    <a:prstGeom prst="rect">
+                      <a:avLst/>
+                    </a:prstGeom>
+                  </pic:spPr>
+                </pic:pic>
+              </a:graphicData>
+            </a:graphic>
+          </wp:inline>
+        </w:drawing>
+      </w:r>
+    </w:p>
+    <w:p>
+      <w:r>
+        <w:t>Карта в поле считывателя.</w:t>
+      </w:r>
+    </w:p>
+    <w:p>
+      <w:r>
+        <w:rPr>
+          <w:noProof/>
+        </w:rPr>
+        <w:drawing>
+          <wp:inline distT="0" distB="0" distL="0" distR="0" wp14:anchorId="33B325C0" wp14:editId="4539A66D">
+            <wp:extent cx="5606143" cy="3291175"/>
+            <wp:effectExtent l="0" t="0" r="0" b="5080"/>
+            <wp:docPr id="1595775068" name="Рисунок 6"/>
+            <wp:cNvGraphicFramePr>
+              <a:graphicFrameLocks xmlns:a="http://schemas.openxmlformats.org/drawingml/2006/main" noChangeAspect="1"/>
+            </wp:cNvGraphicFramePr>
+            <a:graphic xmlns:a="http://schemas.openxmlformats.org/drawingml/2006/main">
+              <a:graphicData uri="http://schemas.openxmlformats.org/drawingml/2006/picture">
+                <pic:pic xmlns:pic="http://schemas.openxmlformats.org/drawingml/2006/picture">
+                  <pic:nvPicPr>
+                    <pic:cNvPr id="1595775068" name="Рисунок 1595775068"/>
+                    <pic:cNvPicPr/>
+                  </pic:nvPicPr>
+                  <pic:blipFill>
+                    <a:blip r:embed="rId23">
+                      <a:extLst>
+                        <a:ext uri="{28A0092B-C50C-407E-A947-70E740481C1C}">
+                          <a14:useLocalDpi xmlns:a14="http://schemas.microsoft.com/office/drawing/2010/main" val="0"/>
+                        </a:ext>
+                      </a:extLst>
+                    </a:blip>
+                    <a:stretch>
+                      <a:fillRect/>
+                    </a:stretch>
+                  </pic:blipFill>
+                  <pic:spPr>
+                    <a:xfrm>
+                      <a:off x="0" y="0"/>
+                      <a:ext cx="5627603" cy="3303773"/>
+                    </a:xfrm>
+                    <a:prstGeom prst="rect">
+                      <a:avLst/>
+                    </a:prstGeom>
+                  </pic:spPr>
+                </pic:pic>
+              </a:graphicData>
+            </a:graphic>
+          </wp:inline>
+        </w:drawing>
+      </w:r>
+    </w:p>
+    <w:p>
+      <w:r>
+        <w:t xml:space="preserve">Видны и команда считывателя короткая пауза, ответ карты, три пары. </w:t>
       </w:r>
     </w:p>
     <w:p/>
@@ -1828,7 +2294,7 @@
                     <pic:cNvPicPr/>
                   </pic:nvPicPr>
                   <pic:blipFill>
-                    <a:blip r:embed="rId16"/>
+                    <a:blip r:embed="rId24"/>
                     <a:stretch>
                       <a:fillRect/>
                     </a:stretch>
